--- a/contracts/templates_pdf/template_non_ecm_it.docx
+++ b/contracts/templates_pdf/template_non_ecm_it.docx
@@ -2034,11 +2034,57 @@
         <w:rPr>
           <w:rFonts w:cs="Arial" w:ascii="Century Gothic" w:hAnsi="Century Gothic"/>
         </w:rPr>
-        <w:t>Nel caso in cui la Manifestazione, per casi imprevisti o per una ragione di qualsiasi natura eccezionale ed imprevista, non potesse aver luogo, verrà data immediata comunicazione a tutti coloro che già abbiano presentato domanda di ammissione/partecipazione. In tal caso la Segreteria Organizzativa procederà ad una nuova programmazione e sarà facoltà dello Sponsor aderire o richiedere il rimborso di quando versato. Con il rimborso della somma predetta non potrà essere avanzata nei confronti della Segreteria Organizzativa altra richiesta di alcun genere per nessun titolo o causale. Nel caso in cui la Manifestazione dovesse per qualunque motivo subire una anticipata chiusura o una temporanea sospensione, indipendentemente dalla volontà della Segreteria Organizzativa, nessun indennizzo sarà dovuto agli Sponsor per nessun titolo o causale</w:t>
-      </w:r>
-      <w:r>
-        <w:rPr/>
-        <w:t xml:space="preserve">. </w:t>
+        <w:t>Nel caso in cui la Manifestazione, per casi imprevisti o per una ragione di qualsiasi natura eccezionale ed imprevista, non potesse aver luogo, verrà data immediata comunicazione a tutti coloro che già abbiano presentato domanda di ammissione/partecipazione. In tal caso la Segreteria Organizzativa procederà ad una nuova programmazione e sarà facoltà dello Sponsor aderire o richiedere il rimborso di quanto versato. Con il rimborso della somma predetta non potrà essere avanzata nei confronti della Segreteria Organizzativa altra richiesta di alcun genere per nessun titolo o causale.</w:t>
+      </w:r>
+    </w:p>
+    <w:p>
+      <w:pPr>
+        <w:pStyle w:val="Paragrafoelenco"/>
+        <w:widowControl w:val="false"/>
+        <w:tabs>
+          <w:tab w:val="clear" w:pos="709"/>
+          <w:tab w:val="right" w:pos="426" w:leader="none"/>
+          <w:tab w:val="left" w:pos="1765" w:leader="none"/>
+        </w:tabs>
+        <w:autoSpaceDE w:val="false"/>
+        <w:spacing w:lineRule="auto" w:line="240" w:before="1" w:after="0"/>
+        <w:ind w:start="0" w:end="56"/>
+        <w:contextualSpacing w:val="false"/>
+        <w:jc w:val="both"/>
+        <w:rPr>
+          <w:rFonts w:ascii="Arial" w:hAnsi="Arial" w:cs="Arial"/>
+        </w:rPr>
+      </w:pPr>
+      <w:r>
+        <w:rPr>
+          <w:rFonts w:cs="Arial" w:ascii="Century Gothic" w:hAnsi="Century Gothic"/>
+        </w:rPr>
+        <w:t>In caso di richiesta di rimborso, questo sarà perfezionato mediante bonifico bancario entro 90 gg. successivi alla data di inizio prevista della Manifestazione.</w:t>
+      </w:r>
+    </w:p>
+    <w:p>
+      <w:pPr>
+        <w:pStyle w:val="Paragrafoelenco"/>
+        <w:widowControl w:val="false"/>
+        <w:tabs>
+          <w:tab w:val="clear" w:pos="709"/>
+          <w:tab w:val="right" w:pos="426" w:leader="none"/>
+          <w:tab w:val="left" w:pos="1765" w:leader="none"/>
+        </w:tabs>
+        <w:autoSpaceDE w:val="false"/>
+        <w:spacing w:lineRule="auto" w:line="240" w:before="1" w:after="0"/>
+        <w:ind w:start="0" w:end="56"/>
+        <w:contextualSpacing w:val="false"/>
+        <w:jc w:val="both"/>
+        <w:rPr>
+          <w:rFonts w:ascii="Arial" w:hAnsi="Arial" w:cs="Arial"/>
+        </w:rPr>
+      </w:pPr>
+      <w:r>
+        <w:rPr>
+          <w:rFonts w:cs="Arial" w:ascii="Century Gothic" w:hAnsi="Century Gothic"/>
+        </w:rPr>
+        <w:t>Nel caso in cui la Manifestazione dovesse per qualunque motivo subire una anticipata chiusura o una temporanea sospensione, indipendentemente dalla volontà della Segreteria Organizzativa, nessun indennizzo sarà dovuto agli Sponsor per nessun titolo o causale.</w:t>
       </w:r>
     </w:p>
     <w:p>
